--- a/dailies/dailies-prompt.docx
+++ b/dailies/dailies-prompt.docx
@@ -15,7 +15,7 @@
         <w:spacing w:after="200"/>
       </w:pPr>
       <w:r>
-        <w:t xml:space="preserve">Run this at the end of the day in the same AI chat you worked in (Claude, ChatGPT, Gemini or Copilot). It writes a round-up in the format Dailies reads. Save the reply as a Word document and upload it to Dailies, which files it under your team and workstream, highlights blockers and pulls out key targets.</w:t>
+        <w:t xml:space="preserve">Run this at the end of the day in the same AI chat you worked in (Claude, ChatGPT, Gemini or Copilot). It writes a round-up in the format Dailies reads. Save the reply as a Word document and upload it to Dailies, which files it under your team, project and deliverable, highlights blockers and pulls out key targets.</w:t>
       </w:r>
     </w:p>
     <w:p>
@@ -49,7 +49,7 @@
         <w:spacing w:after="80"/>
       </w:pPr>
       <w:r>
-        <w:t xml:space="preserve">Fill in any [square brackets] it leaves for your name, team or workstream.</w:t>
+        <w:t xml:space="preserve">Fill in any [square brackets] it leaves for your name, team, project or deliverable.</w:t>
       </w:r>
     </w:p>
     <w:p>
@@ -277,22 +277,22 @@
           <w:sz w:val="19"/>
           <w:szCs w:val="19"/>
         </w:rPr>
-        <w:t xml:space="preserve">- If we worked on more than one workstream today, write a separate round-up for each, one after another, each starting with its own DAILIES ROUND-UP line.</w:t>
-      </w:r>
-    </w:p>
-    <w:p>
-      <w:pPr>
-        <w:shd w:fill="F2F2F4" w:color="auto" w:val="clear"/>
-        <w:spacing w:after="0" w:line="276"/>
-        <w:ind w:left="120" w:right="120"/>
-      </w:pPr>
-      <w:r>
-        <w:rPr>
-          <w:rFonts w:ascii="Courier New" w:cs="Courier New" w:eastAsia="Courier New" w:hAnsi="Courier New"/>
-          <w:sz w:val="19"/>
-          <w:szCs w:val="19"/>
-        </w:rPr>
-        <w:t xml:space="preserve">- If you don't know my name, team or workstream, leave the square brackets in so I can fill them in.</w:t>
+        <w:t xml:space="preserve">- If we worked on more than one deliverable today, write a separate round-up for each, one after another, each starting with its own DAILIES ROUND-UP line.</w:t>
+      </w:r>
+    </w:p>
+    <w:p>
+      <w:pPr>
+        <w:shd w:fill="F2F2F4" w:color="auto" w:val="clear"/>
+        <w:spacing w:after="0" w:line="276"/>
+        <w:ind w:left="120" w:right="120"/>
+      </w:pPr>
+      <w:r>
+        <w:rPr>
+          <w:rFonts w:ascii="Courier New" w:cs="Courier New" w:eastAsia="Courier New" w:hAnsi="Courier New"/>
+          <w:sz w:val="19"/>
+          <w:szCs w:val="19"/>
+        </w:rPr>
+        <w:t xml:space="preserve">- If you don't know my name, team, project or deliverable, leave the square brackets in so I can fill them in.</w:t>
       </w:r>
     </w:p>
     <w:p>
@@ -412,7 +412,22 @@
           <w:sz w:val="19"/>
           <w:szCs w:val="19"/>
         </w:rPr>
-        <w:t xml:space="preserve">Workstream: [the project or piece of work this covers]</w:t>
+        <w:t xml:space="preserve">Project: [the project or campaign this is part of]</w:t>
+      </w:r>
+    </w:p>
+    <w:p>
+      <w:pPr>
+        <w:shd w:fill="F2F2F4" w:color="auto" w:val="clear"/>
+        <w:spacing w:after="0" w:line="276"/>
+        <w:ind w:left="120" w:right="120"/>
+      </w:pPr>
+      <w:r>
+        <w:rPr>
+          <w:rFonts w:ascii="Courier New" w:cs="Courier New" w:eastAsia="Courier New" w:hAnsi="Courier New"/>
+          <w:sz w:val="19"/>
+          <w:szCs w:val="19"/>
+        </w:rPr>
+        <w:t xml:space="preserve">Deliverable: [the specific piece of work this round-up covers]</w:t>
       </w:r>
     </w:p>
     <w:p>
@@ -487,7 +502,7 @@
           <w:sz w:val="19"/>
           <w:szCs w:val="19"/>
         </w:rPr>
-        <w:t xml:space="preserve">[One or two sentences on where this workstream stands at the end of today.]</w:t>
+        <w:t xml:space="preserve">[One or two sentences on where this deliverable stands at the end of today.]</w:t>
       </w:r>
     </w:p>
     <w:p>
@@ -730,7 +745,7 @@
         </w:rPr>
         <w:t xml:space="preserve">Dailies · </w:t>
       </w:r>
-      <w:hyperlink w:history="1" r:id="rIdpr944putv7cfperb7peqf">
+      <w:hyperlink w:history="1" r:id="rIdxrwocvmp9ov11xbcnpa5r">
         <w:r>
           <w:rPr>
             <w:rStyle w:val="Hyperlink"/>
